--- a/ladeklar/business/pdf/MARKTANALYSE.docx
+++ b/ladeklar/business/pdf/MARKTANALYSE.docx
@@ -10360,7 +10360,7 @@
         <w:pStyle w:val="BodyText"/>
       </w:pPr>
       <w:r>
-        <w:t xml:space="preserve">Weitere Hinweise: Tschechisch und Bulgarisch als Sprachen ergänzen (Kap. 3); Lenk- und Ruhezeiten (SPEDION-Kernfunktion)</w:t>
+        <w:t xml:space="preserve">Weitere Hinweise: Bulgarisch als Sprache ergänzen, Tschechisch ist umgesetzt (Kap. 3); Lenk- und Ruhezeiten (SPEDION-Kernfunktion)</w:t>
       </w:r>
       <w:r>
         <w:t xml:space="preserve"> </w:t>

--- a/ladeklar/business/pdf/MARKTANALYSE.docx
+++ b/ladeklar/business/pdf/MARKTANALYSE.docx
@@ -4145,7 +4145,7 @@
               <w:jc w:val="left"/>
             </w:pPr>
             <w:r>
-              <w:t xml:space="preserve">Standzeit-Bericht je Lieferung</w:t>
+              <w:t xml:space="preserve">Standzeit je Lieferung im Abliefernachweis, Bericht je Kunde und Lade-/Entladestelle</w:t>
             </w:r>
           </w:p>
         </w:tc>
@@ -4295,7 +4295,7 @@
               <w:jc w:val="left"/>
             </w:pPr>
             <w:r>
-              <w:t xml:space="preserve">Fahrsperre ab ca. 8 km/h</w:t>
+              <w:t xml:space="preserve">Fahrsperre ab ca. 8 km/h (mit Standortfreigabe auf dem Handy)</w:t>
             </w:r>
           </w:p>
         </w:tc>
@@ -4345,7 +4345,7 @@
               <w:jc w:val="left"/>
             </w:pPr>
             <w:r>
-              <w:t xml:space="preserve">keine Dauerortung, Standort nur beim Statuswechsel, Muster-Betriebsvereinbarung</w:t>
+              <w:t xml:space="preserve">keine Dauerortung, Standort nur beim Statuswechsel und nur mit Zustimmung des Fahrers, Muster-Betriebsvereinbarung</w:t>
             </w:r>
           </w:p>
         </w:tc>
@@ -6410,7 +6410,7 @@
               <w:jc w:val="left"/>
             </w:pPr>
             <w:r>
-              <w:t xml:space="preserve">Unterschrift auf Display, Foto, Standort bei Statuswechsel</w:t>
+              <w:t xml:space="preserve">Unterschrift auf Display, Foto, Standort bei Statuswechsel (optional, mit Zustimmung)</w:t>
             </w:r>
           </w:p>
         </w:tc>
@@ -6578,7 +6578,7 @@
               <w:jc w:val="left"/>
             </w:pPr>
             <w:r>
-              <w:t xml:space="preserve">10-Minuten-Einrichtung, Icons</w:t>
+              <w:t xml:space="preserve">Einrichtung in ca. 10 Minuten, Icons</w:t>
             </w:r>
           </w:p>
         </w:tc>
@@ -7118,7 +7118,7 @@
               <w:t xml:space="preserve">ja, alle Tarife</w:t>
             </w:r>
             <w:r>
-              <w:t xml:space="preserve">; Store-App als Zusatz</w:t>
+              <w:t xml:space="preserve">; Store-App als Zusatz (Premium)</w:t>
             </w:r>
           </w:p>
         </w:tc>
@@ -7134,7 +7134,7 @@
                 <w:bCs/>
                 <w:b/>
               </w:rPr>
-              <w:t xml:space="preserve">7</w:t>
+              <w:t xml:space="preserve">8</w:t>
             </w:r>
             <w:r>
               <w:t xml:space="preserve"> </w:t>
@@ -9272,7 +9272,7 @@
         <w:rPr>
           <w:rStyle w:val="VerbatimChar"/>
         </w:rPr>
-        <w:t xml:space="preserve">                                        │           ● LADEKLAR  (10 Minuten, eigene Marke,</w:t>
+        <w:t xml:space="preserve">                                        │           ● LADEKLAR  (ca. 10 Min., eigene Marke,</w:t>
       </w:r>
       <w:r>
         <w:br/>
@@ -9335,7 +9335,7 @@
         <w:t xml:space="preserve"> </w:t>
       </w:r>
       <w:r>
-        <w:t xml:space="preserve">unter dem Logo des Kunden. Standort nur beim Statuswechsel und nur wenn eingeschaltet – damit auch in Betrieben</w:t>
+        <w:t xml:space="preserve">unter dem Logo des Kunden. Standort nur beim Statuswechsel, nur wenn eingeschaltet und der Fahrer zustimmt – damit auch in Betrieben</w:t>
       </w:r>
       <w:r>
         <w:t xml:space="preserve"> </w:t>
@@ -9411,7 +9411,7 @@
               <w:jc w:val="left"/>
             </w:pPr>
             <w:r>
-              <w:t xml:space="preserve">Einführung in 10 Minuten, keine Hardware, PWA ohne Store-Download</w:t>
+              <w:t xml:space="preserve">Einführung in ca. 10 Minuten, keine Hardware, PWA ohne Store-Download</w:t>
             </w:r>
           </w:p>
         </w:tc>
